--- a/guides/聖十字聖殿導覽手冊.docx
+++ b/guides/聖十字聖殿導覽手冊.docx
@@ -404,7 +404,7 @@
                 <w:rFonts w:ascii="Microsoft JhengHei" w:hAnsi="Microsoft JhengHei" w:eastAsia="Microsoft JhengHei"/>
                 <w:sz w:val="19"/>
               </w:rPr>
-              <w:t>12:30 – 17:45</w:t>
+              <w:t>14:00 – 17:30</w:t>
             </w:r>
           </w:p>
         </w:tc>
@@ -420,7 +420,7 @@
                 <w:rFonts w:ascii="Microsoft JhengHei" w:hAnsi="Microsoft JhengHei" w:eastAsia="Microsoft JhengHei"/>
                 <w:sz w:val="19"/>
               </w:rPr>
-              <w:t>17:15</w:t>
+              <w:t>17:00</w:t>
             </w:r>
           </w:p>
         </w:tc>
@@ -451,7 +451,22 @@
           <w:rFonts w:ascii="Microsoft JhengHei" w:hAnsi="Microsoft JhengHei" w:eastAsia="Microsoft JhengHei"/>
           <w:sz w:val="21"/>
         </w:rPr>
-        <w:t>：開放至 17:30，最後入場 17:00</w:t>
+        <w:t>：開放至 17:30，最後入場 17:00；</w:t>
+      </w:r>
+      <w:r>
+        <w:rPr>
+          <w:rFonts w:ascii="Microsoft JhengHei" w:hAnsi="Microsoft JhengHei" w:eastAsia="Microsoft JhengHei"/>
+          <w:b/>
+          <w:sz w:val="21"/>
+        </w:rPr>
+        <w:t>聖殿本體 17:20 起開始清場</w:t>
+      </w:r>
+      <w:r>
+        <w:rPr>
+          <w:rFonts w:ascii="Microsoft JhengHei" w:hAnsi="Microsoft JhengHei" w:eastAsia="Microsoft JhengHei"/>
+          <w:sz w:val="21"/>
+        </w:rPr>
+        <w:t>，須留意動線</w:t>
       </w:r>
     </w:p>
     <w:p>
@@ -620,7 +635,7 @@
                 <w:rFonts w:ascii="Microsoft JhengHei" w:hAnsi="Microsoft JhengHei" w:eastAsia="Microsoft JhengHei"/>
                 <w:sz w:val="19"/>
               </w:rPr>
-              <w:t>EUR 8-10（建議出發前至官網 santacroceopera.it 確認最新票價）</w:t>
+              <w:t>€10（官網現場票價，2026 仍適用）</w:t>
             </w:r>
           </w:p>
         </w:tc>
@@ -635,7 +650,7 @@
                 <w:rFonts w:ascii="Microsoft JhengHei" w:hAnsi="Microsoft JhengHei" w:eastAsia="Microsoft JhengHei"/>
                 <w:sz w:val="19"/>
               </w:rPr>
-              <w:t>約 TWD 294-367</w:t>
+              <w:t>約 TWD 367</w:t>
             </w:r>
           </w:p>
         </w:tc>
@@ -653,7 +668,7 @@
                 <w:rFonts w:ascii="Microsoft JhengHei" w:hAnsi="Microsoft JhengHei" w:eastAsia="Microsoft JhengHei"/>
                 <w:sz w:val="19"/>
               </w:rPr>
-              <w:t>11–17 歲青少年</w:t>
+              <w:t>12–17 歲、學生等優惠</w:t>
             </w:r>
           </w:p>
         </w:tc>
@@ -669,7 +684,7 @@
                 <w:rFonts w:ascii="Microsoft JhengHei" w:hAnsi="Microsoft JhengHei" w:eastAsia="Microsoft JhengHei"/>
                 <w:sz w:val="19"/>
               </w:rPr>
-              <w:t>EUR 4</w:t>
+              <w:t>€6</w:t>
             </w:r>
           </w:p>
         </w:tc>
@@ -685,7 +700,7 @@
                 <w:rFonts w:ascii="Microsoft JhengHei" w:hAnsi="Microsoft JhengHei" w:eastAsia="Microsoft JhengHei"/>
                 <w:sz w:val="19"/>
               </w:rPr>
-              <w:t>約 TWD 147</w:t>
+              <w:t>約 TWD 220</w:t>
             </w:r>
           </w:p>
         </w:tc>
@@ -702,7 +717,7 @@
                 <w:rFonts w:ascii="Microsoft JhengHei" w:hAnsi="Microsoft JhengHei" w:eastAsia="Microsoft JhengHei"/>
                 <w:sz w:val="19"/>
               </w:rPr>
-              <w:t>10 歲以下</w:t>
+              <w:t>0–11 歲</w:t>
             </w:r>
           </w:p>
         </w:tc>
@@ -750,7 +765,7 @@
                 <w:rFonts w:ascii="Microsoft JhengHei" w:hAnsi="Microsoft JhengHei" w:eastAsia="Microsoft JhengHei"/>
                 <w:sz w:val="19"/>
               </w:rPr>
-              <w:t>導覽器（audioguide）</w:t>
+              <w:t>語音導覽（線上租借）</w:t>
             </w:r>
           </w:p>
         </w:tc>
@@ -766,7 +781,7 @@
                 <w:rFonts w:ascii="Microsoft JhengHei" w:hAnsi="Microsoft JhengHei" w:eastAsia="Microsoft JhengHei"/>
                 <w:sz w:val="19"/>
               </w:rPr>
-              <w:t>EUR 3（加購）</w:t>
+              <w:t>€4</w:t>
             </w:r>
           </w:p>
         </w:tc>
@@ -782,7 +797,104 @@
                 <w:rFonts w:ascii="Microsoft JhengHei" w:hAnsi="Microsoft JhengHei" w:eastAsia="Microsoft JhengHei"/>
                 <w:sz w:val="19"/>
               </w:rPr>
-              <w:t>約 TWD 110</w:t>
+              <w:t>約 TWD 147</w:t>
+            </w:r>
+          </w:p>
+        </w:tc>
+      </w:tr>
+      <w:tr>
+        <w:tc>
+          <w:tcPr>
+            <w:tcW w:type="dxa" w:w="3024"/>
+          </w:tcPr>
+          <w:p>
+            <w:r/>
+            <w:r>
+              <w:rPr>
+                <w:rFonts w:ascii="Microsoft JhengHei" w:hAnsi="Microsoft JhengHei" w:eastAsia="Microsoft JhengHei"/>
+                <w:sz w:val="19"/>
+              </w:rPr>
+              <w:t>語音導覽（現場租借）</w:t>
+            </w:r>
+          </w:p>
+        </w:tc>
+        <w:tc>
+          <w:tcPr>
+            <w:tcW w:type="dxa" w:w="3024"/>
+          </w:tcPr>
+          <w:p>
+            <w:r/>
+            <w:r>
+              <w:rPr>
+                <w:rFonts w:ascii="Microsoft JhengHei" w:hAnsi="Microsoft JhengHei" w:eastAsia="Microsoft JhengHei"/>
+                <w:sz w:val="19"/>
+              </w:rPr>
+              <w:t>€6</w:t>
+            </w:r>
+          </w:p>
+        </w:tc>
+        <w:tc>
+          <w:tcPr>
+            <w:tcW w:type="dxa" w:w="3024"/>
+          </w:tcPr>
+          <w:p>
+            <w:r/>
+            <w:r>
+              <w:rPr>
+                <w:rFonts w:ascii="Microsoft JhengHei" w:hAnsi="Microsoft JhengHei" w:eastAsia="Microsoft JhengHei"/>
+                <w:sz w:val="19"/>
+              </w:rPr>
+              <w:t>約 TWD 220</w:t>
+            </w:r>
+          </w:p>
+        </w:tc>
+      </w:tr>
+      <w:tr>
+        <w:tc>
+          <w:tcPr>
+            <w:tcW w:type="dxa" w:w="3024"/>
+            <w:shd w:fill="EBF5FB"/>
+          </w:tcPr>
+          <w:p>
+            <w:r/>
+            <w:r>
+              <w:rPr>
+                <w:rFonts w:ascii="Microsoft JhengHei" w:hAnsi="Microsoft JhengHei" w:eastAsia="Microsoft JhengHei"/>
+                <w:sz w:val="19"/>
+              </w:rPr>
+              <w:t>線上購票預約費</w:t>
+            </w:r>
+          </w:p>
+        </w:tc>
+        <w:tc>
+          <w:tcPr>
+            <w:tcW w:type="dxa" w:w="3024"/>
+            <w:shd w:fill="EBF5FB"/>
+          </w:tcPr>
+          <w:p>
+            <w:r/>
+            <w:r>
+              <w:rPr>
+                <w:rFonts w:ascii="Microsoft JhengHei" w:hAnsi="Microsoft JhengHei" w:eastAsia="Microsoft JhengHei"/>
+                <w:sz w:val="19"/>
+              </w:rPr>
+              <w:t>每張 +€1</w:t>
+            </w:r>
+          </w:p>
+        </w:tc>
+        <w:tc>
+          <w:tcPr>
+            <w:tcW w:type="dxa" w:w="3024"/>
+            <w:shd w:fill="EBF5FB"/>
+          </w:tcPr>
+          <w:p>
+            <w:r/>
+            <w:r>
+              <w:rPr>
+                <w:rFonts w:ascii="Microsoft JhengHei" w:hAnsi="Microsoft JhengHei" w:eastAsia="Microsoft JhengHei"/>
+                <w:sz w:val="19"/>
+              </w:rPr>
+              <w:t>—</w:t>
             </w:r>
           </w:p>
         </w:tc>
@@ -1263,7 +1375,22 @@
           <w:rFonts w:ascii="Microsoft JhengHei" w:hAnsi="Microsoft JhengHei" w:eastAsia="Microsoft JhengHei"/>
           <w:sz w:val="21"/>
         </w:rPr>
-        <w:t xml:space="preserve"> 的白色大理石坐像（1865 年豎立，紀念但丁誕辰 600 週年）</w:t>
+        <w:t xml:space="preserve"> 的白色大理石</w:t>
+      </w:r>
+      <w:r>
+        <w:rPr>
+          <w:rFonts w:ascii="Microsoft JhengHei" w:hAnsi="Microsoft JhengHei" w:eastAsia="Microsoft JhengHei"/>
+          <w:b/>
+          <w:sz w:val="21"/>
+        </w:rPr>
+        <w:t>立像</w:t>
+      </w:r>
+      <w:r>
+        <w:rPr>
+          <w:rFonts w:ascii="Microsoft JhengHei" w:hAnsi="Microsoft JhengHei" w:eastAsia="Microsoft JhengHei"/>
+          <w:sz w:val="21"/>
+        </w:rPr>
+        <w:t>（1865 年由 Enrico Pazzi 雕製，紀念但丁誕辰 600 週年）</w:t>
       </w:r>
     </w:p>
     <w:p>
@@ -1813,7 +1940,7 @@
         <w:rPr>
           <w:rFonts w:ascii="Microsoft JhengHei" w:hAnsi="Microsoft JhengHei" w:eastAsia="Microsoft JhengHei"/>
         </w:rPr>
-        <w:t>：寫出《塞爾維亞的理髮師》（Il barbiere di Siviglia）的歌劇大師，37 歲退休後只專心吃飯。</w:t>
+        <w:t>：寫出《塞維利亞的理髮師》（Il barbiere di Siviglia）的歌劇大師，37 歲退休後只專心吃飯。</w:t>
       </w:r>
     </w:p>
     <w:p>
@@ -2244,19 +2371,7 @@
           <w:rFonts w:ascii="Microsoft JhengHei" w:hAnsi="Microsoft JhengHei" w:eastAsia="Microsoft JhengHei"/>
           <w:sz w:val="21"/>
         </w:rPr>
-        <w:t>（Storie di San Francesco）系列濕壁畫，約 1325 年完成</w:t>
-      </w:r>
-    </w:p>
-    <w:p>
-      <w:pPr>
-        <w:ind w:left="454" w:hanging="227"/>
-      </w:pPr>
-      <w:r>
-        <w:rPr>
-          <w:rFonts w:ascii="Microsoft JhengHei" w:hAnsi="Microsoft JhengHei" w:eastAsia="Microsoft JhengHei"/>
-          <w:sz w:val="21"/>
-        </w:rPr>
-        <w:t>• 這組壁畫被認為是西方藝術史的轉捩點——喬托拋棄了中世紀拜占庭風格的平面、僵硬人物，開始用</w:t>
+        <w:t xml:space="preserve">（Storie di San Francesco）系列濕壁畫，約 </w:t>
       </w:r>
       <w:r>
         <w:rPr>
@@ -2264,245 +2379,14 @@
           <w:b/>
           <w:sz w:val="21"/>
         </w:rPr>
-        <w:t>透視法</w:t>
+        <w:t>1317–1325 年</w:t>
       </w:r>
       <w:r>
         <w:rPr>
           <w:rFonts w:ascii="Microsoft JhengHei" w:hAnsi="Microsoft JhengHei" w:eastAsia="Microsoft JhengHei"/>
           <w:sz w:val="21"/>
         </w:rPr>
-        <w:t>和</w:t>
-      </w:r>
-      <w:r>
-        <w:rPr>
-          <w:rFonts w:ascii="Microsoft JhengHei" w:hAnsi="Microsoft JhengHei" w:eastAsia="Microsoft JhengHei"/>
-          <w:b/>
-          <w:sz w:val="21"/>
-        </w:rPr>
-        <w:t>真實情感</w:t>
-      </w:r>
-      <w:r>
-        <w:rPr>
-          <w:rFonts w:ascii="Microsoft JhengHei" w:hAnsi="Microsoft JhengHei" w:eastAsia="Microsoft JhengHei"/>
-          <w:sz w:val="21"/>
-        </w:rPr>
-        <w:t>來描繪場景</w:t>
-      </w:r>
-    </w:p>
-    <w:p>
-      <w:pPr>
-        <w:ind w:left="454" w:hanging="227"/>
-      </w:pPr>
-      <w:r>
-        <w:rPr>
-          <w:rFonts w:ascii="Microsoft JhengHei" w:hAnsi="Microsoft JhengHei" w:eastAsia="Microsoft JhengHei"/>
-          <w:sz w:val="21"/>
-        </w:rPr>
-        <w:t>• 必看場景：</w:t>
-      </w:r>
-    </w:p>
-    <w:p>
-      <w:pPr>
-        <w:ind w:left="454" w:hanging="227"/>
-      </w:pPr>
-      <w:r>
-        <w:rPr>
-          <w:rFonts w:ascii="Microsoft JhengHei" w:hAnsi="Microsoft JhengHei" w:eastAsia="Microsoft JhengHei"/>
-          <w:sz w:val="21"/>
-        </w:rPr>
-        <w:t xml:space="preserve">• </w:t>
-      </w:r>
-      <w:r>
-        <w:rPr>
-          <w:rFonts w:ascii="Microsoft JhengHei" w:hAnsi="Microsoft JhengHei" w:eastAsia="Microsoft JhengHei"/>
-          <w:b/>
-          <w:sz w:val="21"/>
-        </w:rPr>
-        <w:t>聖方濟各的死亡</w:t>
-      </w:r>
-      <w:r>
-        <w:rPr>
-          <w:rFonts w:ascii="Microsoft JhengHei" w:hAnsi="Microsoft JhengHei" w:eastAsia="Microsoft JhengHei"/>
-          <w:sz w:val="21"/>
-        </w:rPr>
-        <w:t>（La Morte di San Francesco）——圍在床邊的修士們表情各異，有的哭泣、有的祈禱、有的試圖觸摸聖方濟各手上的聖痕，這種真實的人類情感在中世紀繪畫中前所未見</w:t>
-      </w:r>
-    </w:p>
-    <w:p>
-      <w:pPr>
-        <w:ind w:left="454" w:hanging="227"/>
-      </w:pPr>
-      <w:r>
-        <w:rPr>
-          <w:rFonts w:ascii="Microsoft JhengHei" w:hAnsi="Microsoft JhengHei" w:eastAsia="Microsoft JhengHei"/>
-          <w:sz w:val="21"/>
-        </w:rPr>
-        <w:t xml:space="preserve">• </w:t>
-      </w:r>
-      <w:r>
-        <w:rPr>
-          <w:rFonts w:ascii="Microsoft JhengHei" w:hAnsi="Microsoft JhengHei" w:eastAsia="Microsoft JhengHei"/>
-          <w:b/>
-          <w:sz w:val="21"/>
-        </w:rPr>
-        <w:t>聖方濟各接受聖痕</w:t>
-      </w:r>
-      <w:r>
-        <w:rPr>
-          <w:rFonts w:ascii="Microsoft JhengHei" w:hAnsi="Microsoft JhengHei" w:eastAsia="Microsoft JhengHei"/>
-          <w:sz w:val="21"/>
-        </w:rPr>
-        <w:t>（Le Stimmate di San Francesco）——聖方濟各在山上接受基督印記的場景，光線的處理方式預告了文藝復興的來臨</w:t>
-      </w:r>
-    </w:p>
-    <w:p>
-      <w:pPr>
-        <w:ind w:left="454" w:hanging="227"/>
-      </w:pPr>
-      <w:r>
-        <w:rPr>
-          <w:rFonts w:ascii="Microsoft JhengHei" w:hAnsi="Microsoft JhengHei" w:eastAsia="Microsoft JhengHei"/>
-          <w:sz w:val="21"/>
-        </w:rPr>
-        <w:t xml:space="preserve">• </w:t>
-      </w:r>
-      <w:r>
-        <w:rPr>
-          <w:rFonts w:ascii="Microsoft JhengHei" w:hAnsi="Microsoft JhengHei" w:eastAsia="Microsoft JhengHei"/>
-          <w:b/>
-          <w:sz w:val="21"/>
-        </w:rPr>
-        <w:t>火的考驗</w:t>
-      </w:r>
-      <w:r>
-        <w:rPr>
-          <w:rFonts w:ascii="Microsoft JhengHei" w:hAnsi="Microsoft JhengHei" w:eastAsia="Microsoft JhengHei"/>
-          <w:sz w:val="21"/>
-        </w:rPr>
-        <w:t>（La Prova del Fuoco）——聖方濟各在埃及蘇丹面前證明信仰的戲劇性場景</w:t>
-      </w:r>
-    </w:p>
-    <w:p>
-      <w:pPr/>
-      <w:r>
-        <w:rPr>
-          <w:rFonts w:ascii="Microsoft JhengHei" w:hAnsi="Microsoft JhengHei" w:eastAsia="Microsoft JhengHei"/>
-        </w:rPr>
-        <w:t>#### 佩魯齊禮拜堂（Cappella Peruzzi）</w:t>
-      </w:r>
-    </w:p>
-    <w:p>
-      <w:pPr/>
-      <w:r>
-        <w:rPr>
-          <w:rFonts w:ascii="Microsoft JhengHei" w:hAnsi="Microsoft JhengHei" w:eastAsia="Microsoft JhengHei"/>
-        </w:rPr>
-      </w:r>
-      <w:r>
-        <w:rPr>
-          <w:rFonts w:ascii="Microsoft JhengHei" w:hAnsi="Microsoft JhengHei" w:eastAsia="Microsoft JhengHei"/>
-          <w:b/>
-        </w:rPr>
-        <w:t>一句話摘要</w:t>
-      </w:r>
-      <w:r>
-        <w:rPr>
-          <w:rFonts w:ascii="Microsoft JhengHei" w:hAnsi="Microsoft JhengHei" w:eastAsia="Microsoft JhengHei"/>
-        </w:rPr>
-        <w:t>：喬托的另一組濕壁畫傑作，描繪兩位聖約翰的故事。</w:t>
-      </w:r>
-    </w:p>
-    <w:p>
-      <w:pPr>
-        <w:ind w:left="454" w:hanging="227"/>
-      </w:pPr>
-      <w:r>
-        <w:rPr>
-          <w:rFonts w:ascii="Microsoft JhengHei" w:hAnsi="Microsoft JhengHei" w:eastAsia="Microsoft JhengHei"/>
-          <w:sz w:val="21"/>
-        </w:rPr>
-        <w:t>• 位置：巴爾迪禮拜堂旁邊（主祭壇右側第二間）</w:t>
-      </w:r>
-    </w:p>
-    <w:p>
-      <w:pPr>
-        <w:ind w:left="454" w:hanging="227"/>
-      </w:pPr>
-      <w:r>
-        <w:rPr>
-          <w:rFonts w:ascii="Microsoft JhengHei" w:hAnsi="Microsoft JhengHei" w:eastAsia="Microsoft JhengHei"/>
-          <w:sz w:val="21"/>
-        </w:rPr>
-        <w:t>• 繪製</w:t>
-      </w:r>
-      <w:r>
-        <w:rPr>
-          <w:rFonts w:ascii="Microsoft JhengHei" w:hAnsi="Microsoft JhengHei" w:eastAsia="Microsoft JhengHei"/>
-          <w:b/>
-          <w:sz w:val="21"/>
-        </w:rPr>
-        <w:t>施洗者聖約翰</w:t>
-      </w:r>
-      <w:r>
-        <w:rPr>
-          <w:rFonts w:ascii="Microsoft JhengHei" w:hAnsi="Microsoft JhengHei" w:eastAsia="Microsoft JhengHei"/>
-          <w:sz w:val="21"/>
-        </w:rPr>
-        <w:t>和</w:t>
-      </w:r>
-      <w:r>
-        <w:rPr>
-          <w:rFonts w:ascii="Microsoft JhengHei" w:hAnsi="Microsoft JhengHei" w:eastAsia="Microsoft JhengHei"/>
-          <w:b/>
-          <w:sz w:val="21"/>
-        </w:rPr>
-        <w:t>福音書作者聖約翰</w:t>
-      </w:r>
-      <w:r>
-        <w:rPr>
-          <w:rFonts w:ascii="Microsoft JhengHei" w:hAnsi="Microsoft JhengHei" w:eastAsia="Microsoft JhengHei"/>
-          <w:sz w:val="21"/>
-        </w:rPr>
-        <w:t>的生平</w:t>
-      </w:r>
-    </w:p>
-    <w:p>
-      <w:pPr>
-        <w:ind w:left="454" w:hanging="227"/>
-      </w:pPr>
-      <w:r>
-        <w:rPr>
-          <w:rFonts w:ascii="Microsoft JhengHei" w:hAnsi="Microsoft JhengHei" w:eastAsia="Microsoft JhengHei"/>
-          <w:sz w:val="21"/>
-        </w:rPr>
-        <w:t>• 這組壁畫的保存狀況不如巴爾迪禮拜堂（曾被後人用灰泥覆蓋，19 世紀才重見天日），但你仍能感受到喬托處理建築空間和人物群像的天才</w:t>
-      </w:r>
-    </w:p>
-    <w:p>
-      <w:pPr>
-        <w:ind w:left="454" w:hanging="227"/>
-      </w:pPr>
-      <w:r>
-        <w:rPr>
-          <w:rFonts w:ascii="Microsoft JhengHei" w:hAnsi="Microsoft JhengHei" w:eastAsia="Microsoft JhengHei"/>
-          <w:sz w:val="21"/>
-        </w:rPr>
-        <w:t>• 必看場景：</w:t>
-      </w:r>
-      <w:r>
-        <w:rPr>
-          <w:rFonts w:ascii="Microsoft JhengHei" w:hAnsi="Microsoft JhengHei" w:eastAsia="Microsoft JhengHei"/>
-          <w:b/>
-          <w:sz w:val="21"/>
-        </w:rPr>
-        <w:t>希律王的宴會</w:t>
-      </w:r>
-      <w:r>
-        <w:rPr>
-          <w:rFonts w:ascii="Microsoft JhengHei" w:hAnsi="Microsoft JhengHei" w:eastAsia="Microsoft JhengHei"/>
-          <w:sz w:val="21"/>
-        </w:rPr>
-        <w:t>（Il Banchetto di Erode）——莎樂美跳舞和施洗者約翰被斬首的場景，構圖的戲劇張力令人屏息</w:t>
+        <w:t>完成</w:t>
       </w:r>
     </w:p>
     <w:p>
@@ -2519,6 +2403,7 @@
           <w:color w:val="5D6D7E"/>
           <w:sz w:val="21"/>
         </w:rPr>
+        <w:t xml:space="preserve">⚠ </w:t>
       </w:r>
       <w:r>
         <w:rPr>
@@ -2527,7 +2412,7 @@
           <w:color w:val="5D6D7E"/>
           <w:sz w:val="21"/>
         </w:rPr>
-        <w:t>藝術史重點</w:t>
+        <w:t>重要提醒（2026/05 官方公告）</w:t>
       </w:r>
       <w:r>
         <w:rPr>
@@ -2535,23 +2420,159 @@
           <w:color w:val="5D6D7E"/>
           <w:sz w:val="21"/>
         </w:rPr>
-        <w:t>：喬托被譽為「文藝復興之父」，但丁在《神曲》中就提到他已超越了老師契馬布埃。站在這些壁畫前，你看到的不只是宗教故事，而是整個西方繪畫轉向寫實主義的起點。</w:t>
+        <w:t>：巴爾迪禮拜堂目前進行修復工程，</w:t>
+      </w:r>
+      <w:r>
+        <w:rPr>
+          <w:rFonts w:ascii="Microsoft JhengHei" w:hAnsi="Microsoft JhengHei" w:eastAsia="Microsoft JhengHei"/>
+          <w:b/>
+          <w:color w:val="5D6D7E"/>
+          <w:sz w:val="21"/>
+        </w:rPr>
+        <w:t>喬托《聖方濟各生平》濕壁畫在修復期間搭有鷹架，可能無法完整觀看</w:t>
+      </w:r>
+      <w:r>
+        <w:rPr>
+          <w:rFonts w:ascii="Microsoft JhengHei" w:hAnsi="Microsoft JhengHei" w:eastAsia="Microsoft JhengHei"/>
+          <w:color w:val="5D6D7E"/>
+          <w:sz w:val="21"/>
+        </w:rPr>
+        <w:t>。出發前 1 週請至 santacroceopera.it 查詢最新公告。</w:t>
       </w:r>
     </w:p>
     <w:p>
       <w:pPr>
-        <w:spacing w:before="40" w:after="40"/>
-        <w:pBdr>
-          <w:bottom w:val="single" w:sz="4" w:space="1" w:color="BDC3C7"/>
-        </w:pBdr>
-      </w:pPr>
+        <w:ind w:left="454" w:hanging="227"/>
+      </w:pPr>
+      <w:r>
+        <w:rPr>
+          <w:rFonts w:ascii="Microsoft JhengHei" w:hAnsi="Microsoft JhengHei" w:eastAsia="Microsoft JhengHei"/>
+          <w:sz w:val="21"/>
+        </w:rPr>
+        <w:t>• 這組壁畫被認為是西方藝術史的轉捩點——喬托拋棄了中世紀拜占庭風格的平面、僵硬人物，開始用</w:t>
+      </w:r>
+      <w:r>
+        <w:rPr>
+          <w:rFonts w:ascii="Microsoft JhengHei" w:hAnsi="Microsoft JhengHei" w:eastAsia="Microsoft JhengHei"/>
+          <w:b/>
+          <w:sz w:val="21"/>
+        </w:rPr>
+        <w:t>透視法</w:t>
+      </w:r>
+      <w:r>
+        <w:rPr>
+          <w:rFonts w:ascii="Microsoft JhengHei" w:hAnsi="Microsoft JhengHei" w:eastAsia="Microsoft JhengHei"/>
+          <w:sz w:val="21"/>
+        </w:rPr>
+        <w:t>和</w:t>
+      </w:r>
+      <w:r>
+        <w:rPr>
+          <w:rFonts w:ascii="Microsoft JhengHei" w:hAnsi="Microsoft JhengHei" w:eastAsia="Microsoft JhengHei"/>
+          <w:b/>
+          <w:sz w:val="21"/>
+        </w:rPr>
+        <w:t>真實情感</w:t>
+      </w:r>
+      <w:r>
+        <w:rPr>
+          <w:rFonts w:ascii="Microsoft JhengHei" w:hAnsi="Microsoft JhengHei" w:eastAsia="Microsoft JhengHei"/>
+          <w:sz w:val="21"/>
+        </w:rPr>
+        <w:t>來描繪場景</w:t>
+      </w:r>
     </w:p>
     <w:p>
       <w:pPr>
-        <w:pStyle w:val="Heading3"/>
-      </w:pPr>
-      <w:r>
-        <w:t>4. 帕齊禮拜堂（Cappella dei Pazzi）</w:t>
+        <w:ind w:left="454" w:hanging="227"/>
+      </w:pPr>
+      <w:r>
+        <w:rPr>
+          <w:rFonts w:ascii="Microsoft JhengHei" w:hAnsi="Microsoft JhengHei" w:eastAsia="Microsoft JhengHei"/>
+          <w:sz w:val="21"/>
+        </w:rPr>
+        <w:t>• 必看場景：</w:t>
+      </w:r>
+    </w:p>
+    <w:p>
+      <w:pPr>
+        <w:ind w:left="454" w:hanging="227"/>
+      </w:pPr>
+      <w:r>
+        <w:rPr>
+          <w:rFonts w:ascii="Microsoft JhengHei" w:hAnsi="Microsoft JhengHei" w:eastAsia="Microsoft JhengHei"/>
+          <w:sz w:val="21"/>
+        </w:rPr>
+        <w:t xml:space="preserve">• </w:t>
+      </w:r>
+      <w:r>
+        <w:rPr>
+          <w:rFonts w:ascii="Microsoft JhengHei" w:hAnsi="Microsoft JhengHei" w:eastAsia="Microsoft JhengHei"/>
+          <w:b/>
+          <w:sz w:val="21"/>
+        </w:rPr>
+        <w:t>聖方濟各的死亡</w:t>
+      </w:r>
+      <w:r>
+        <w:rPr>
+          <w:rFonts w:ascii="Microsoft JhengHei" w:hAnsi="Microsoft JhengHei" w:eastAsia="Microsoft JhengHei"/>
+          <w:sz w:val="21"/>
+        </w:rPr>
+        <w:t>（La Morte di San Francesco）——圍在床邊的修士們表情各異，有的哭泣、有的祈禱、有的試圖觸摸聖方濟各手上的聖痕，這種真實的人類情感在中世紀繪畫中前所未見</w:t>
+      </w:r>
+    </w:p>
+    <w:p>
+      <w:pPr>
+        <w:ind w:left="454" w:hanging="227"/>
+      </w:pPr>
+      <w:r>
+        <w:rPr>
+          <w:rFonts w:ascii="Microsoft JhengHei" w:hAnsi="Microsoft JhengHei" w:eastAsia="Microsoft JhengHei"/>
+          <w:sz w:val="21"/>
+        </w:rPr>
+        <w:t xml:space="preserve">• </w:t>
+      </w:r>
+      <w:r>
+        <w:rPr>
+          <w:rFonts w:ascii="Microsoft JhengHei" w:hAnsi="Microsoft JhengHei" w:eastAsia="Microsoft JhengHei"/>
+          <w:b/>
+          <w:sz w:val="21"/>
+        </w:rPr>
+        <w:t>聖方濟各接受聖痕</w:t>
+      </w:r>
+      <w:r>
+        <w:rPr>
+          <w:rFonts w:ascii="Microsoft JhengHei" w:hAnsi="Microsoft JhengHei" w:eastAsia="Microsoft JhengHei"/>
+          <w:sz w:val="21"/>
+        </w:rPr>
+        <w:t>（Le Stimmate di San Francesco）——聖方濟各在山上接受基督印記的場景，光線的處理方式預告了文藝復興的來臨</w:t>
+      </w:r>
+    </w:p>
+    <w:p>
+      <w:pPr>
+        <w:ind w:left="454" w:hanging="227"/>
+      </w:pPr>
+      <w:r>
+        <w:rPr>
+          <w:rFonts w:ascii="Microsoft JhengHei" w:hAnsi="Microsoft JhengHei" w:eastAsia="Microsoft JhengHei"/>
+          <w:sz w:val="21"/>
+        </w:rPr>
+        <w:t xml:space="preserve">• </w:t>
+      </w:r>
+      <w:r>
+        <w:rPr>
+          <w:rFonts w:ascii="Microsoft JhengHei" w:hAnsi="Microsoft JhengHei" w:eastAsia="Microsoft JhengHei"/>
+          <w:b/>
+          <w:sz w:val="21"/>
+        </w:rPr>
+        <w:t>火的考驗</w:t>
+      </w:r>
+      <w:r>
+        <w:rPr>
+          <w:rFonts w:ascii="Microsoft JhengHei" w:hAnsi="Microsoft JhengHei" w:eastAsia="Microsoft JhengHei"/>
+          <w:sz w:val="21"/>
+        </w:rPr>
+        <w:t>（La Prova del Fuoco）——聖方濟各在埃及蘇丹面前證明信仰的戲劇性場景</w:t>
       </w:r>
     </w:p>
     <w:p>
@@ -2560,31 +2581,28 @@
         <w:rPr>
           <w:rFonts w:ascii="Microsoft JhengHei" w:hAnsi="Microsoft JhengHei" w:eastAsia="Microsoft JhengHei"/>
         </w:rPr>
-      </w:r>
-      <w:r>
-        <w:rPr>
-          <w:rFonts w:ascii="Microsoft JhengHei" w:hAnsi="Microsoft JhengHei" w:eastAsia="Microsoft JhengHei"/>
-          <w:b/>
-        </w:rPr>
-        <w:t>一句話摘要</w:t>
-      </w:r>
-      <w:r>
-        <w:rPr>
-          <w:rFonts w:ascii="Microsoft JhengHei" w:hAnsi="Microsoft JhengHei" w:eastAsia="Microsoft JhengHei"/>
-        </w:rPr>
-        <w:t>：布魯內列斯基設計的文藝復興建築珍品——和百花穹頂同一個天才的作品。</w:t>
+        <w:t>#### 佩魯齊禮拜堂（Cappella Peruzzi）</w:t>
       </w:r>
     </w:p>
     <w:p>
-      <w:pPr>
-        <w:ind w:left="454" w:hanging="227"/>
-      </w:pPr>
-      <w:r>
-        <w:rPr>
-          <w:rFonts w:ascii="Microsoft JhengHei" w:hAnsi="Microsoft JhengHei" w:eastAsia="Microsoft JhengHei"/>
-          <w:sz w:val="21"/>
-        </w:rPr>
-        <w:t>• 位置：教堂後方的第一迴廊（Primo Chiostro），走出教堂主體後在右側</w:t>
+      <w:pPr/>
+      <w:r>
+        <w:rPr>
+          <w:rFonts w:ascii="Microsoft JhengHei" w:hAnsi="Microsoft JhengHei" w:eastAsia="Microsoft JhengHei"/>
+        </w:rPr>
+      </w:r>
+      <w:r>
+        <w:rPr>
+          <w:rFonts w:ascii="Microsoft JhengHei" w:hAnsi="Microsoft JhengHei" w:eastAsia="Microsoft JhengHei"/>
+          <w:b/>
+        </w:rPr>
+        <w:t>一句話摘要</w:t>
+      </w:r>
+      <w:r>
+        <w:rPr>
+          <w:rFonts w:ascii="Microsoft JhengHei" w:hAnsi="Microsoft JhengHei" w:eastAsia="Microsoft JhengHei"/>
+        </w:rPr>
+        <w:t>：喬托的另一組濕壁畫傑作，描繪兩位聖約翰的故事。</w:t>
       </w:r>
     </w:p>
     <w:p>
@@ -2596,7 +2614,7 @@
           <w:rFonts w:ascii="Microsoft JhengHei" w:hAnsi="Microsoft JhengHei" w:eastAsia="Microsoft JhengHei"/>
           <w:sz w:val="21"/>
         </w:rPr>
-        <w:t>• 由佛羅倫斯金融巨頭帕齊家族（Famiglia dei Pazzi）出資，布魯內列斯基（Filippo Brunelleschi）設計，約 1441 年開始建造</w:t>
+        <w:t>• 位置：巴爾迪禮拜堂旁邊（主祭壇右側第二間）</w:t>
       </w:r>
     </w:p>
     <w:p>
@@ -2608,7 +2626,7 @@
           <w:rFonts w:ascii="Microsoft JhengHei" w:hAnsi="Microsoft JhengHei" w:eastAsia="Microsoft JhengHei"/>
           <w:sz w:val="21"/>
         </w:rPr>
-        <w:t>• 這座小型禮拜堂是</w:t>
+        <w:t>• 繪製</w:t>
       </w:r>
       <w:r>
         <w:rPr>
@@ -2616,14 +2634,29 @@
           <w:b/>
           <w:sz w:val="21"/>
         </w:rPr>
-        <w:t>文藝復興建築的教科書範例</w:t>
+        <w:t>施洗者聖約翰</w:t>
       </w:r>
       <w:r>
         <w:rPr>
           <w:rFonts w:ascii="Microsoft JhengHei" w:hAnsi="Microsoft JhengHei" w:eastAsia="Microsoft JhengHei"/>
           <w:sz w:val="21"/>
         </w:rPr>
-        <w:t>：完美的比例、灰白配色的石材（pietra serena）框線、圓形穹頂，簡潔而優雅</w:t>
+        <w:t>和</w:t>
+      </w:r>
+      <w:r>
+        <w:rPr>
+          <w:rFonts w:ascii="Microsoft JhengHei" w:hAnsi="Microsoft JhengHei" w:eastAsia="Microsoft JhengHei"/>
+          <w:b/>
+          <w:sz w:val="21"/>
+        </w:rPr>
+        <w:t>福音書作者聖約翰</w:t>
+      </w:r>
+      <w:r>
+        <w:rPr>
+          <w:rFonts w:ascii="Microsoft JhengHei" w:hAnsi="Microsoft JhengHei" w:eastAsia="Microsoft JhengHei"/>
+          <w:sz w:val="21"/>
+        </w:rPr>
+        <w:t>的生平</w:t>
       </w:r>
     </w:p>
     <w:p>
@@ -2635,7 +2668,34 @@
           <w:rFonts w:ascii="Microsoft JhengHei" w:hAnsi="Microsoft JhengHei" w:eastAsia="Microsoft JhengHei"/>
           <w:sz w:val="21"/>
         </w:rPr>
-        <w:t>• 注意穹頂上的彩色琺瑯圓雕（tondo），出自盧卡．德拉．羅比亞（Luca della Robbia）之手，代表十二使徒和四位福音書作者</w:t>
+        <w:t>• 這組壁畫的保存狀況不如巴爾迪禮拜堂（曾被後人用灰泥覆蓋，19 世紀才重見天日），但你仍能感受到喬托處理建築空間和人物群像的天才</w:t>
+      </w:r>
+    </w:p>
+    <w:p>
+      <w:pPr>
+        <w:ind w:left="454" w:hanging="227"/>
+      </w:pPr>
+      <w:r>
+        <w:rPr>
+          <w:rFonts w:ascii="Microsoft JhengHei" w:hAnsi="Microsoft JhengHei" w:eastAsia="Microsoft JhengHei"/>
+          <w:sz w:val="21"/>
+        </w:rPr>
+        <w:t>• 必看場景：</w:t>
+      </w:r>
+      <w:r>
+        <w:rPr>
+          <w:rFonts w:ascii="Microsoft JhengHei" w:hAnsi="Microsoft JhengHei" w:eastAsia="Microsoft JhengHei"/>
+          <w:b/>
+          <w:sz w:val="21"/>
+        </w:rPr>
+        <w:t>希律王的宴會</w:t>
+      </w:r>
+      <w:r>
+        <w:rPr>
+          <w:rFonts w:ascii="Microsoft JhengHei" w:hAnsi="Microsoft JhengHei" w:eastAsia="Microsoft JhengHei"/>
+          <w:sz w:val="21"/>
+        </w:rPr>
+        <w:t>（Il Banchetto di Erode）——莎樂美跳舞和施洗者約翰被斬首的場景，構圖的戲劇張力令人屏息</w:t>
       </w:r>
     </w:p>
     <w:p>
@@ -2660,7 +2720,7 @@
           <w:color w:val="5D6D7E"/>
           <w:sz w:val="21"/>
         </w:rPr>
-        <w:t>歷史八卦</w:t>
+        <w:t>藝術史重點</w:t>
       </w:r>
       <w:r>
         <w:rPr>
@@ -2668,7 +2728,7 @@
           <w:color w:val="5D6D7E"/>
           <w:sz w:val="21"/>
         </w:rPr>
-        <w:t>：帕齊家族後來幹了一件蠢事——1478 年的「帕齊陰謀」（Congiura dei Pazzi），他們企圖在大教堂彌撒時暗殺梅迪奇兄弟。結果只殺了朱利亞諾．德．梅迪奇，洛倫佐（偉大的洛倫佐）逃過一劫。帕齊家族隨即被滅族、財產充公、甚至名字都被從佛羅倫斯的紀錄中抹去。但這座禮拜堂因為太美了，反而被保留下來。</w:t>
+        <w:t>：喬托被譽為「文藝復興之父」，但丁在《神曲》中就提到他已超越了老師契馬布埃。站在這些壁畫前，你看到的不只是宗教故事，而是整個西方繪畫轉向寫實主義的起點。</w:t>
       </w:r>
     </w:p>
     <w:p>
@@ -2684,7 +2744,7 @@
         <w:pStyle w:val="Heading3"/>
       </w:pPr>
       <w:r>
-        <w:t>5. 多那太羅的十字架木雕（Crocifisso di Donatello）</w:t>
+        <w:t>4. 帕齊禮拜堂（Cappella dei Pazzi）</w:t>
       </w:r>
     </w:p>
     <w:p>
@@ -2705,7 +2765,7 @@
         <w:rPr>
           <w:rFonts w:ascii="Microsoft JhengHei" w:hAnsi="Microsoft JhengHei" w:eastAsia="Microsoft JhengHei"/>
         </w:rPr>
-        <w:t>：被布魯內列斯基嫌「像農夫」的耶穌，卻是藝術史上最真實的基督。</w:t>
+        <w:t>：布魯內列斯基設計的文藝復興建築珍品——和百花穹頂同一個天才的作品。</w:t>
       </w:r>
     </w:p>
     <w:p>
@@ -2717,7 +2777,31 @@
           <w:rFonts w:ascii="Microsoft JhengHei" w:hAnsi="Microsoft JhengHei" w:eastAsia="Microsoft JhengHei"/>
           <w:sz w:val="21"/>
         </w:rPr>
-        <w:t>• 位置：巴爾迪．迪．維爾尼奧禮拜堂（Cappella Bardi di Vernio），左側中殿盡頭，進入</w:t>
+        <w:t>• 位置：教堂後方的第一迴廊（Primo Chiostro），走出教堂主體後在右側</w:t>
+      </w:r>
+    </w:p>
+    <w:p>
+      <w:pPr>
+        <w:ind w:left="454" w:hanging="227"/>
+      </w:pPr>
+      <w:r>
+        <w:rPr>
+          <w:rFonts w:ascii="Microsoft JhengHei" w:hAnsi="Microsoft JhengHei" w:eastAsia="Microsoft JhengHei"/>
+          <w:sz w:val="21"/>
+        </w:rPr>
+        <w:t>• 由佛羅倫斯金融巨頭帕齊家族（Famiglia dei Pazzi）出資，布魯內列斯基（Filippo Brunelleschi）設計，約 1441 年開始建造</w:t>
+      </w:r>
+    </w:p>
+    <w:p>
+      <w:pPr>
+        <w:ind w:left="454" w:hanging="227"/>
+      </w:pPr>
+      <w:r>
+        <w:rPr>
+          <w:rFonts w:ascii="Microsoft JhengHei" w:hAnsi="Microsoft JhengHei" w:eastAsia="Microsoft JhengHei"/>
+          <w:sz w:val="21"/>
+        </w:rPr>
+        <w:t>• 這座小型禮拜堂是</w:t>
       </w:r>
       <w:r>
         <w:rPr>
@@ -2725,14 +2809,14 @@
           <w:b/>
           <w:sz w:val="21"/>
         </w:rPr>
-        <w:t>北翼殿</w:t>
+        <w:t>文藝復興建築的教科書範例</w:t>
       </w:r>
       <w:r>
         <w:rPr>
           <w:rFonts w:ascii="Microsoft JhengHei" w:hAnsi="Microsoft JhengHei" w:eastAsia="Microsoft JhengHei"/>
           <w:sz w:val="21"/>
         </w:rPr>
-        <w:t>的禮拜堂</w:t>
+        <w:t>：完美的比例、灰白配色的石材（pietra serena）框線、圓形穹頂，簡潔而優雅</w:t>
       </w:r>
     </w:p>
     <w:p>
@@ -2744,218 +2828,7 @@
           <w:rFonts w:ascii="Microsoft JhengHei" w:hAnsi="Microsoft JhengHei" w:eastAsia="Microsoft JhengHei"/>
           <w:sz w:val="21"/>
         </w:rPr>
-        <w:t>• 多那太羅（Donatello, 約 1386–1466）在 1406–1408 年左右雕刻了這尊真人大小的木製十字架</w:t>
-      </w:r>
-    </w:p>
-    <w:p>
-      <w:pPr>
-        <w:ind w:left="454" w:hanging="227"/>
-      </w:pPr>
-      <w:r>
-        <w:rPr>
-          <w:rFonts w:ascii="Microsoft JhengHei" w:hAnsi="Microsoft JhengHei" w:eastAsia="Microsoft JhengHei"/>
-          <w:sz w:val="21"/>
-        </w:rPr>
-        <w:t>• 傳說布魯內列斯基看了以後批評說：「你讓十字架上掛了一個農夫！」（太寫實了），然後自己跑去雕了一尊「更優雅的」版本（現存於新聖母大殿）</w:t>
-      </w:r>
-    </w:p>
-    <w:p>
-      <w:pPr>
-        <w:ind w:left="454" w:hanging="227"/>
-      </w:pPr>
-      <w:r>
-        <w:rPr>
-          <w:rFonts w:ascii="Microsoft JhengHei" w:hAnsi="Microsoft JhengHei" w:eastAsia="Microsoft JhengHei"/>
-          <w:sz w:val="21"/>
-        </w:rPr>
-        <w:t>• 多那太羅的版本確實更寫實——基督的身體因痛苦而扭曲，肌肉線條真實、五官因折磨而變形，完全沒有理想化的美化</w:t>
-      </w:r>
-    </w:p>
-    <w:p>
-      <w:pPr>
-        <w:ind w:left="454" w:hanging="227"/>
-      </w:pPr>
-      <w:r>
-        <w:rPr>
-          <w:rFonts w:ascii="Microsoft JhengHei" w:hAnsi="Microsoft JhengHei" w:eastAsia="Microsoft JhengHei"/>
-          <w:sz w:val="21"/>
-        </w:rPr>
-        <w:t>• 這正是多那太羅的藝術革命：</w:t>
-      </w:r>
-      <w:r>
-        <w:rPr>
-          <w:rFonts w:ascii="Microsoft JhengHei" w:hAnsi="Microsoft JhengHei" w:eastAsia="Microsoft JhengHei"/>
-          <w:b/>
-          <w:sz w:val="21"/>
-        </w:rPr>
-        <w:t>真實比美麗更重要</w:t>
-      </w:r>
-      <w:r>
-        <w:rPr>
-          <w:rFonts w:ascii="Microsoft JhengHei" w:hAnsi="Microsoft JhengHei" w:eastAsia="Microsoft JhengHei"/>
-          <w:sz w:val="21"/>
-        </w:rPr>
-      </w:r>
-    </w:p>
-    <w:p>
-      <w:pPr>
-        <w:spacing w:before="40" w:after="40"/>
-        <w:pBdr>
-          <w:bottom w:val="single" w:sz="4" w:space="1" w:color="BDC3C7"/>
-        </w:pBdr>
-      </w:pPr>
-    </w:p>
-    <w:p>
-      <w:pPr>
-        <w:pStyle w:val="Heading3"/>
-      </w:pPr>
-      <w:r>
-        <w:t>6. 契馬布埃的十字架（Crocifisso di Cimabue）</w:t>
-      </w:r>
-    </w:p>
-    <w:p>
-      <w:pPr/>
-      <w:r>
-        <w:rPr>
-          <w:rFonts w:ascii="Microsoft JhengHei" w:hAnsi="Microsoft JhengHei" w:eastAsia="Microsoft JhengHei"/>
-        </w:rPr>
-      </w:r>
-      <w:r>
-        <w:rPr>
-          <w:rFonts w:ascii="Microsoft JhengHei" w:hAnsi="Microsoft JhengHei" w:eastAsia="Microsoft JhengHei"/>
-          <w:b/>
-        </w:rPr>
-        <w:t>一句話摘要</w:t>
-      </w:r>
-      <w:r>
-        <w:rPr>
-          <w:rFonts w:ascii="Microsoft JhengHei" w:hAnsi="Microsoft JhengHei" w:eastAsia="Microsoft JhengHei"/>
-        </w:rPr>
-        <w:t>：一件被洪水毀了六成的藝術品，反而成為佛羅倫斯最感人的象徵。</w:t>
-      </w:r>
-    </w:p>
-    <w:p>
-      <w:pPr>
-        <w:ind w:left="454" w:hanging="227"/>
-      </w:pPr>
-      <w:r>
-        <w:rPr>
-          <w:rFonts w:ascii="Microsoft JhengHei" w:hAnsi="Microsoft JhengHei" w:eastAsia="Microsoft JhengHei"/>
-          <w:sz w:val="21"/>
-        </w:rPr>
-        <w:t>• 位置：舊食堂（Refettorio），現為教堂博物館的一部分</w:t>
-      </w:r>
-    </w:p>
-    <w:p>
-      <w:pPr>
-        <w:ind w:left="454" w:hanging="227"/>
-      </w:pPr>
-      <w:r>
-        <w:rPr>
-          <w:rFonts w:ascii="Microsoft JhengHei" w:hAnsi="Microsoft JhengHei" w:eastAsia="Microsoft JhengHei"/>
-          <w:sz w:val="21"/>
-        </w:rPr>
-        <w:t>• 契馬布埃（Cimabue, 約 1240–1302）在 1280 年左右繪製了這幅巨大的木板十字架畫（約 4.3 公尺高）</w:t>
-      </w:r>
-    </w:p>
-    <w:p>
-      <w:pPr>
-        <w:ind w:left="454" w:hanging="227"/>
-      </w:pPr>
-      <w:r>
-        <w:rPr>
-          <w:rFonts w:ascii="Microsoft JhengHei" w:hAnsi="Microsoft JhengHei" w:eastAsia="Microsoft JhengHei"/>
-          <w:sz w:val="21"/>
-        </w:rPr>
-        <w:t>• 它原本掛在聖十字聖殿的主祭壇上方，是中世紀最偉大的宗教藝術品之一</w:t>
-      </w:r>
-    </w:p>
-    <w:p>
-      <w:pPr/>
-      <w:r>
-        <w:rPr>
-          <w:rFonts w:ascii="Microsoft JhengHei" w:hAnsi="Microsoft JhengHei" w:eastAsia="Microsoft JhengHei"/>
-        </w:rPr>
-        <w:t>#### 1966 年佛羅倫斯大洪水的故事</w:t>
-      </w:r>
-    </w:p>
-    <w:p>
-      <w:pPr/>
-      <w:r>
-        <w:rPr>
-          <w:rFonts w:ascii="Microsoft JhengHei" w:hAnsi="Microsoft JhengHei" w:eastAsia="Microsoft JhengHei"/>
-        </w:rPr>
-        <w:t xml:space="preserve">1966 年 11 月 4 日，阿諾河暴漲，洪水以驚人的速度湧入佛羅倫斯老城。聖十字區域最高水位達 </w:t>
-      </w:r>
-      <w:r>
-        <w:rPr>
-          <w:rFonts w:ascii="Microsoft JhengHei" w:hAnsi="Microsoft JhengHei" w:eastAsia="Microsoft JhengHei"/>
-          <w:b/>
-        </w:rPr>
-        <w:t>6 公尺以上</w:t>
-      </w:r>
-      <w:r>
-        <w:rPr>
-          <w:rFonts w:ascii="Microsoft JhengHei" w:hAnsi="Microsoft JhengHei" w:eastAsia="Microsoft JhengHei"/>
-        </w:rPr>
-        <w:t xml:space="preserve">，教堂內部水位約達 </w:t>
-      </w:r>
-      <w:r>
-        <w:rPr>
-          <w:rFonts w:ascii="Microsoft JhengHei" w:hAnsi="Microsoft JhengHei" w:eastAsia="Microsoft JhengHei"/>
-          <w:b/>
-        </w:rPr>
-        <w:t>5 公尺</w:t>
-      </w:r>
-      <w:r>
-        <w:rPr>
-          <w:rFonts w:ascii="Microsoft JhengHei" w:hAnsi="Microsoft JhengHei" w:eastAsia="Microsoft JhengHei"/>
-        </w:rPr>
-        <w:t>。聖十字聖殿因位於低窪地帶，成為受災最嚴重的地標之一。</w:t>
-      </w:r>
-    </w:p>
-    <w:p>
-      <w:pPr/>
-      <w:r>
-        <w:rPr>
-          <w:rFonts w:ascii="Microsoft JhengHei" w:hAnsi="Microsoft JhengHei" w:eastAsia="Microsoft JhengHei"/>
-        </w:rPr>
-        <w:t xml:space="preserve">契馬布埃的十字架被泡在渾濁的洪水中數小時，畫面上約 </w:t>
-      </w:r>
-      <w:r>
-        <w:rPr>
-          <w:rFonts w:ascii="Microsoft JhengHei" w:hAnsi="Microsoft JhengHei" w:eastAsia="Microsoft JhengHei"/>
-          <w:b/>
-        </w:rPr>
-        <w:t>60% 的顏料被沖刷剝落</w:t>
-      </w:r>
-      <w:r>
-        <w:rPr>
-          <w:rFonts w:ascii="Microsoft JhengHei" w:hAnsi="Microsoft JhengHei" w:eastAsia="Microsoft JhengHei"/>
-        </w:rPr>
-        <w:t>。當水退去後，人們看到的是一幅殘破不堪的傑作——基督的面容模糊、身體的色彩斑駁脫落，只剩下依稀可辨的輪廓。</w:t>
-      </w:r>
-    </w:p>
-    <w:p>
-      <w:pPr/>
-      <w:r>
-        <w:rPr>
-          <w:rFonts w:ascii="Microsoft JhengHei" w:hAnsi="Microsoft JhengHei" w:eastAsia="Microsoft JhengHei"/>
-        </w:rPr>
-        <w:t>然而，這場災難反而賦予了這件作品新的意義：殘缺的十字架成為</w:t>
-      </w:r>
-      <w:r>
-        <w:rPr>
-          <w:rFonts w:ascii="Microsoft JhengHei" w:hAnsi="Microsoft JhengHei" w:eastAsia="Microsoft JhengHei"/>
-          <w:b/>
-        </w:rPr>
-        <w:t>佛羅倫斯堅韌不屈的象徵</w:t>
-      </w:r>
-      <w:r>
-        <w:rPr>
-          <w:rFonts w:ascii="Microsoft JhengHei" w:hAnsi="Microsoft JhengHei" w:eastAsia="Microsoft JhengHei"/>
-        </w:rPr>
-        <w:t>。今天你看到的就是修復後（仍保留大量損傷痕跡）的原件——那些空白處不是設計，而是洪水留下的傷疤。</w:t>
+        <w:t>• 注意穹頂上的彩色琺瑯圓雕（tondo），出自盧卡．德拉．羅比亞（Luca della Robbia）之手，代表十二使徒和四位福音書作者</w:t>
       </w:r>
     </w:p>
     <w:p>
@@ -2980,7 +2853,7 @@
           <w:color w:val="5D6D7E"/>
           <w:sz w:val="21"/>
         </w:rPr>
-        <w:t>背景補充</w:t>
+        <w:t>歷史八卦</w:t>
       </w:r>
       <w:r>
         <w:rPr>
@@ -2988,7 +2861,7 @@
           <w:color w:val="5D6D7E"/>
           <w:sz w:val="21"/>
         </w:rPr>
-        <w:t>：1966 年大洪水是佛羅倫斯現代史上最大的災難。全城 1,500 多件藝術品受損，數以千計的古籍被毀。來自世界各地的志工湧入佛羅倫斯搶救文物，被稱為「泥巴天使」（Angeli del Fango）。這場災難催生了現代藝術修復技術的革命。</w:t>
+        <w:t>：帕齊家族後來幹了一件蠢事——1478 年的「帕齊陰謀」（Congiura dei Pazzi），他們企圖在大教堂彌撒時暗殺梅迪奇兄弟。結果只殺了朱利亞諾．德．梅迪奇，洛倫佐（偉大的洛倫佐）逃過一劫。帕齊家族隨即被滅族、財產充公、甚至名字都被從佛羅倫斯的紀錄中抹去。但這座禮拜堂因為太美了，反而被保留下來。</w:t>
       </w:r>
     </w:p>
     <w:p>
@@ -3004,7 +2877,7 @@
         <w:pStyle w:val="Heading3"/>
       </w:pPr>
       <w:r>
-        <w:t>7. 迴廊與皮革學校（Scuola del Cuoio）</w:t>
+        <w:t>5. 多那太羅的十字架木雕（Crocifisso di Donatello）</w:t>
       </w:r>
     </w:p>
     <w:p>
@@ -3025,7 +2898,7 @@
         <w:rPr>
           <w:rFonts w:ascii="Microsoft JhengHei" w:hAnsi="Microsoft JhengHei" w:eastAsia="Microsoft JhengHei"/>
         </w:rPr>
-        <w:t>：教堂後方藏著佛羅倫斯最正宗的皮革工坊，可以看工匠現場製作。</w:t>
+        <w:t>：被布魯內列斯基嫌「像農夫」的耶穌，卻是藝術史上最真實的基督。</w:t>
       </w:r>
     </w:p>
     <w:p>
@@ -3037,7 +2910,22 @@
           <w:rFonts w:ascii="Microsoft JhengHei" w:hAnsi="Microsoft JhengHei" w:eastAsia="Microsoft JhengHei"/>
           <w:sz w:val="21"/>
         </w:rPr>
-        <w:t>• 位置：教堂後方的迴廊區域，從教堂內部或外部（Via San Giuseppe, 5r）都可進入</w:t>
+        <w:t>• 位置：巴爾迪．迪．維爾尼奧禮拜堂（Cappella Bardi di Vernio），左側中殿盡頭，進入</w:t>
+      </w:r>
+      <w:r>
+        <w:rPr>
+          <w:rFonts w:ascii="Microsoft JhengHei" w:hAnsi="Microsoft JhengHei" w:eastAsia="Microsoft JhengHei"/>
+          <w:b/>
+          <w:sz w:val="21"/>
+        </w:rPr>
+        <w:t>北翼殿</w:t>
+      </w:r>
+      <w:r>
+        <w:rPr>
+          <w:rFonts w:ascii="Microsoft JhengHei" w:hAnsi="Microsoft JhengHei" w:eastAsia="Microsoft JhengHei"/>
+          <w:sz w:val="21"/>
+        </w:rPr>
+        <w:t>的禮拜堂</w:t>
       </w:r>
     </w:p>
     <w:p>
@@ -3049,7 +2937,43 @@
           <w:rFonts w:ascii="Microsoft JhengHei" w:hAnsi="Microsoft JhengHei" w:eastAsia="Microsoft JhengHei"/>
           <w:sz w:val="21"/>
         </w:rPr>
-        <w:t xml:space="preserve">• 佛羅倫斯皮革學校（Scuola del Cuoio）創立於 </w:t>
+        <w:t>• 多那太羅（Donatello, 約 1386–1466）在 1406–1408 年左右雕刻了這尊真人大小的木製十字架</w:t>
+      </w:r>
+    </w:p>
+    <w:p>
+      <w:pPr>
+        <w:ind w:left="454" w:hanging="227"/>
+      </w:pPr>
+      <w:r>
+        <w:rPr>
+          <w:rFonts w:ascii="Microsoft JhengHei" w:hAnsi="Microsoft JhengHei" w:eastAsia="Microsoft JhengHei"/>
+          <w:sz w:val="21"/>
+        </w:rPr>
+        <w:t>• 傳說布魯內列斯基看了以後批評說：「你讓十字架上掛了一個農夫！」（太寫實了），然後自己跑去雕了一尊「更優雅的」版本（現存於新聖母大殿）</w:t>
+      </w:r>
+    </w:p>
+    <w:p>
+      <w:pPr>
+        <w:ind w:left="454" w:hanging="227"/>
+      </w:pPr>
+      <w:r>
+        <w:rPr>
+          <w:rFonts w:ascii="Microsoft JhengHei" w:hAnsi="Microsoft JhengHei" w:eastAsia="Microsoft JhengHei"/>
+          <w:sz w:val="21"/>
+        </w:rPr>
+        <w:t>• 多那太羅的版本確實更寫實——基督的身體因痛苦而扭曲，肌肉線條真實、五官因折磨而變形，完全沒有理想化的美化</w:t>
+      </w:r>
+    </w:p>
+    <w:p>
+      <w:pPr>
+        <w:ind w:left="454" w:hanging="227"/>
+      </w:pPr>
+      <w:r>
+        <w:rPr>
+          <w:rFonts w:ascii="Microsoft JhengHei" w:hAnsi="Microsoft JhengHei" w:eastAsia="Microsoft JhengHei"/>
+          <w:sz w:val="21"/>
+        </w:rPr>
+        <w:t>• 這正是多那太羅的藝術革命：</w:t>
       </w:r>
       <w:r>
         <w:rPr>
@@ -3057,30 +2981,54 @@
           <w:b/>
           <w:sz w:val="21"/>
         </w:rPr>
-        <w:t>1950 年</w:t>
+        <w:t>真實比美麗更重要</w:t>
       </w:r>
       <w:r>
         <w:rPr>
           <w:rFonts w:ascii="Microsoft JhengHei" w:hAnsi="Microsoft JhengHei" w:eastAsia="Microsoft JhengHei"/>
           <w:sz w:val="21"/>
         </w:rPr>
-        <w:t>，最初是方濟會修士與佛羅倫斯皮革大師家族合作，為二戰孤兒提供一技之長的職業訓練學校</w:t>
       </w:r>
     </w:p>
     <w:p>
       <w:pPr>
-        <w:ind w:left="454" w:hanging="227"/>
-      </w:pPr>
-      <w:r>
-        <w:rPr>
-          <w:rFonts w:ascii="Microsoft JhengHei" w:hAnsi="Microsoft JhengHei" w:eastAsia="Microsoft JhengHei"/>
-          <w:sz w:val="21"/>
-        </w:rPr>
-        <w:t>• 現在是仍在運作的工坊兼展售店，你可以：</w:t>
-      </w:r>
+        <w:spacing w:before="40" w:after="40"/>
+        <w:pBdr>
+          <w:bottom w:val="single" w:sz="4" w:space="1" w:color="BDC3C7"/>
+        </w:pBdr>
+      </w:pPr>
     </w:p>
     <w:p>
       <w:pPr>
+        <w:pStyle w:val="Heading3"/>
+      </w:pPr>
+      <w:r>
+        <w:t>6. 契馬布埃的十字架（Crocifisso di Cimabue）</w:t>
+      </w:r>
+    </w:p>
+    <w:p>
+      <w:pPr/>
+      <w:r>
+        <w:rPr>
+          <w:rFonts w:ascii="Microsoft JhengHei" w:hAnsi="Microsoft JhengHei" w:eastAsia="Microsoft JhengHei"/>
+        </w:rPr>
+      </w:r>
+      <w:r>
+        <w:rPr>
+          <w:rFonts w:ascii="Microsoft JhengHei" w:hAnsi="Microsoft JhengHei" w:eastAsia="Microsoft JhengHei"/>
+          <w:b/>
+        </w:rPr>
+        <w:t>一句話摘要</w:t>
+      </w:r>
+      <w:r>
+        <w:rPr>
+          <w:rFonts w:ascii="Microsoft JhengHei" w:hAnsi="Microsoft JhengHei" w:eastAsia="Microsoft JhengHei"/>
+        </w:rPr>
+        <w:t>：一件被洪水毀了六成的藝術品，反而成為佛羅倫斯最感人的象徵。</w:t>
+      </w:r>
+    </w:p>
+    <w:p>
+      <w:pPr>
         <w:ind w:left="454" w:hanging="227"/>
       </w:pPr>
       <w:r>
@@ -3088,7 +3036,7 @@
           <w:rFonts w:ascii="Microsoft JhengHei" w:hAnsi="Microsoft JhengHei" w:eastAsia="Microsoft JhengHei"/>
           <w:sz w:val="21"/>
         </w:rPr>
-        <w:t xml:space="preserve">• </w:t>
+        <w:t>• 位置：</w:t>
       </w:r>
       <w:r>
         <w:rPr>
@@ -3096,14 +3044,14 @@
           <w:b/>
           <w:sz w:val="21"/>
         </w:rPr>
-        <w:t>免費參觀</w:t>
+        <w:t>聖器室（Sacristy）</w:t>
       </w:r>
       <w:r>
         <w:rPr>
           <w:rFonts w:ascii="Microsoft JhengHei" w:hAnsi="Microsoft JhengHei" w:eastAsia="Microsoft JhengHei"/>
           <w:sz w:val="21"/>
         </w:rPr>
-        <w:t>工匠製作皮件的過程（不用教堂門票也能從後門進入）</w:t>
+        <w:t xml:space="preserve"> — 2013 年從舊食堂移至聖器室以防再次洪災</w:t>
       </w:r>
     </w:p>
     <w:p>
@@ -3115,7 +3063,22 @@
           <w:rFonts w:ascii="Microsoft JhengHei" w:hAnsi="Microsoft JhengHei" w:eastAsia="Microsoft JhengHei"/>
           <w:sz w:val="21"/>
         </w:rPr>
-        <w:t>• 購買高品質手工皮件：皮夾、皮帶、皮包、相框等</w:t>
+        <w:t xml:space="preserve">• 契馬布埃（Cimabue，本名 Cenni di Pepo，活躍於 1272–1310）約於 </w:t>
+      </w:r>
+      <w:r>
+        <w:rPr>
+          <w:rFonts w:ascii="Microsoft JhengHei" w:hAnsi="Microsoft JhengHei" w:eastAsia="Microsoft JhengHei"/>
+          <w:b/>
+          <w:sz w:val="21"/>
+        </w:rPr>
+        <w:t>1288 年以前</w:t>
+      </w:r>
+      <w:r>
+        <w:rPr>
+          <w:rFonts w:ascii="Microsoft JhengHei" w:hAnsi="Microsoft JhengHei" w:eastAsia="Microsoft JhengHei"/>
+          <w:sz w:val="21"/>
+        </w:rPr>
+        <w:t>繪製了這幅巨大的木板十字架畫（約 4.3 公尺高）</w:t>
       </w:r>
     </w:p>
     <w:p>
@@ -3127,46 +3090,95 @@
           <w:rFonts w:ascii="Microsoft JhengHei" w:hAnsi="Microsoft JhengHei" w:eastAsia="Microsoft JhengHei"/>
           <w:sz w:val="21"/>
         </w:rPr>
-        <w:t>• 支援客製化：可印上名字縮寫（需等候時間）</w:t>
+        <w:t>• 它原本掛在聖十字聖殿的主祭壇上方，是中世紀最偉大的宗教藝術品之一</w:t>
       </w:r>
     </w:p>
     <w:p>
-      <w:pPr>
-        <w:ind w:left="454" w:hanging="227"/>
-      </w:pPr>
-      <w:r>
-        <w:rPr>
-          <w:rFonts w:ascii="Microsoft JhengHei" w:hAnsi="Microsoft JhengHei" w:eastAsia="Microsoft JhengHei"/>
-          <w:sz w:val="21"/>
-        </w:rPr>
-        <w:t>• 品質遠高於 San Lorenzo 市場的觀光客皮件攤，價格合理（皮夾 EUR 40–80，皮包 EUR 150–400）</w:t>
+      <w:pPr/>
+      <w:r>
+        <w:rPr>
+          <w:rFonts w:ascii="Microsoft JhengHei" w:hAnsi="Microsoft JhengHei" w:eastAsia="Microsoft JhengHei"/>
+        </w:rPr>
+        <w:t>#### 1966 年佛羅倫斯大洪水的故事</w:t>
       </w:r>
     </w:p>
     <w:p>
-      <w:pPr>
-        <w:ind w:left="454" w:hanging="227"/>
-      </w:pPr>
-      <w:r>
-        <w:rPr>
-          <w:rFonts w:ascii="Microsoft JhengHei" w:hAnsi="Microsoft JhengHei" w:eastAsia="Microsoft JhengHei"/>
-          <w:sz w:val="21"/>
-        </w:rPr>
-        <w:t>• 這裡買的皮件是</w:t>
+      <w:pPr/>
+      <w:r>
+        <w:rPr>
+          <w:rFonts w:ascii="Microsoft JhengHei" w:hAnsi="Microsoft JhengHei" w:eastAsia="Microsoft JhengHei"/>
+        </w:rPr>
+        <w:t xml:space="preserve">1966 年 11 月 4 日，阿諾河暴漲，洪水以驚人的速度湧入佛羅倫斯老城。聖十字區域最高水位達 </w:t>
       </w:r>
       <w:r>
         <w:rPr>
           <w:rFonts w:ascii="Microsoft JhengHei" w:hAnsi="Microsoft JhengHei" w:eastAsia="Microsoft JhengHei"/>
           <w:b/>
-          <w:sz w:val="21"/>
-        </w:rPr>
-        <w:t>真正的佛羅倫斯手工製品</w:t>
-      </w:r>
-      <w:r>
-        <w:rPr>
-          <w:rFonts w:ascii="Microsoft JhengHei" w:hAnsi="Microsoft JhengHei" w:eastAsia="Microsoft JhengHei"/>
-          <w:sz w:val="21"/>
-        </w:rPr>
-        <w:t>，不是中國大陸進口的「義大利皮件」</w:t>
+        </w:rPr>
+        <w:t>6 公尺以上</w:t>
+      </w:r>
+      <w:r>
+        <w:rPr>
+          <w:rFonts w:ascii="Microsoft JhengHei" w:hAnsi="Microsoft JhengHei" w:eastAsia="Microsoft JhengHei"/>
+        </w:rPr>
+        <w:t xml:space="preserve">，教堂內部水位約達 </w:t>
+      </w:r>
+      <w:r>
+        <w:rPr>
+          <w:rFonts w:ascii="Microsoft JhengHei" w:hAnsi="Microsoft JhengHei" w:eastAsia="Microsoft JhengHei"/>
+          <w:b/>
+        </w:rPr>
+        <w:t>5 公尺</w:t>
+      </w:r>
+      <w:r>
+        <w:rPr>
+          <w:rFonts w:ascii="Microsoft JhengHei" w:hAnsi="Microsoft JhengHei" w:eastAsia="Microsoft JhengHei"/>
+        </w:rPr>
+        <w:t>。聖十字聖殿因位於低窪地帶，成為受災最嚴重的地標之一。</w:t>
+      </w:r>
+    </w:p>
+    <w:p>
+      <w:pPr/>
+      <w:r>
+        <w:rPr>
+          <w:rFonts w:ascii="Microsoft JhengHei" w:hAnsi="Microsoft JhengHei" w:eastAsia="Microsoft JhengHei"/>
+        </w:rPr>
+        <w:t xml:space="preserve">契馬布埃的十字架被泡在渾濁的洪水中數小時，畫面上約 </w:t>
+      </w:r>
+      <w:r>
+        <w:rPr>
+          <w:rFonts w:ascii="Microsoft JhengHei" w:hAnsi="Microsoft JhengHei" w:eastAsia="Microsoft JhengHei"/>
+          <w:b/>
+        </w:rPr>
+        <w:t>60% 的顏料被沖刷剝落</w:t>
+      </w:r>
+      <w:r>
+        <w:rPr>
+          <w:rFonts w:ascii="Microsoft JhengHei" w:hAnsi="Microsoft JhengHei" w:eastAsia="Microsoft JhengHei"/>
+        </w:rPr>
+        <w:t>。當水退去後，人們看到的是一幅殘破不堪的傑作——基督的面容模糊、身體的色彩斑駁脫落，只剩下依稀可辨的輪廓。</w:t>
+      </w:r>
+    </w:p>
+    <w:p>
+      <w:pPr/>
+      <w:r>
+        <w:rPr>
+          <w:rFonts w:ascii="Microsoft JhengHei" w:hAnsi="Microsoft JhengHei" w:eastAsia="Microsoft JhengHei"/>
+        </w:rPr>
+        <w:t>然而，這場災難反而賦予了這件作品新的意義：殘缺的十字架成為</w:t>
+      </w:r>
+      <w:r>
+        <w:rPr>
+          <w:rFonts w:ascii="Microsoft JhengHei" w:hAnsi="Microsoft JhengHei" w:eastAsia="Microsoft JhengHei"/>
+          <w:b/>
+        </w:rPr>
+        <w:t>佛羅倫斯堅韌不屈的象徵</w:t>
+      </w:r>
+      <w:r>
+        <w:rPr>
+          <w:rFonts w:ascii="Microsoft JhengHei" w:hAnsi="Microsoft JhengHei" w:eastAsia="Microsoft JhengHei"/>
+        </w:rPr>
+        <w:t>。今天你看到的就是修復後（仍保留大量損傷痕跡）的原件——那些空白處不是設計，而是洪水留下的傷疤。</w:t>
       </w:r>
     </w:p>
     <w:p>
@@ -3191,7 +3203,7 @@
           <w:color w:val="5D6D7E"/>
           <w:sz w:val="21"/>
         </w:rPr>
-        <w:t>購物提醒</w:t>
+        <w:t>背景補充</w:t>
       </w:r>
       <w:r>
         <w:rPr>
@@ -3199,7 +3211,201 @@
           <w:color w:val="5D6D7E"/>
           <w:sz w:val="21"/>
         </w:rPr>
-        <w:t xml:space="preserve">：如果想在皮革學校買東西，建議教堂參觀完最後再繞過去，時間上剛好（17:30–18:00）。皮革學校的營業時間比教堂晚，夏季（4-10月）開到 </w:t>
+        <w:t>：1966 年大洪水是佛羅倫斯現代史上最大的災難。全城 1,500 多件藝術品受損，數以千計的古籍被毀。來自世界各地的志工湧入佛羅倫斯搶救文物，被稱為「泥巴天使」（Angeli del Fango）。這場災難催生了現代藝術修復技術的革命。</w:t>
+      </w:r>
+    </w:p>
+    <w:p>
+      <w:pPr>
+        <w:spacing w:before="40" w:after="40"/>
+        <w:pBdr>
+          <w:bottom w:val="single" w:sz="4" w:space="1" w:color="BDC3C7"/>
+        </w:pBdr>
+      </w:pPr>
+    </w:p>
+    <w:p>
+      <w:pPr>
+        <w:pStyle w:val="Heading3"/>
+      </w:pPr>
+      <w:r>
+        <w:t>7. 迴廊與皮革學校（Scuola del Cuoio）</w:t>
+      </w:r>
+    </w:p>
+    <w:p>
+      <w:pPr/>
+      <w:r>
+        <w:rPr>
+          <w:rFonts w:ascii="Microsoft JhengHei" w:hAnsi="Microsoft JhengHei" w:eastAsia="Microsoft JhengHei"/>
+        </w:rPr>
+      </w:r>
+      <w:r>
+        <w:rPr>
+          <w:rFonts w:ascii="Microsoft JhengHei" w:hAnsi="Microsoft JhengHei" w:eastAsia="Microsoft JhengHei"/>
+          <w:b/>
+        </w:rPr>
+        <w:t>一句話摘要</w:t>
+      </w:r>
+      <w:r>
+        <w:rPr>
+          <w:rFonts w:ascii="Microsoft JhengHei" w:hAnsi="Microsoft JhengHei" w:eastAsia="Microsoft JhengHei"/>
+        </w:rPr>
+        <w:t>：教堂後方藏著佛羅倫斯最正宗的皮革工坊，可以看工匠現場製作。</w:t>
+      </w:r>
+    </w:p>
+    <w:p>
+      <w:pPr>
+        <w:ind w:left="454" w:hanging="227"/>
+      </w:pPr>
+      <w:r>
+        <w:rPr>
+          <w:rFonts w:ascii="Microsoft JhengHei" w:hAnsi="Microsoft JhengHei" w:eastAsia="Microsoft JhengHei"/>
+          <w:sz w:val="21"/>
+        </w:rPr>
+        <w:t>• 位置：教堂後方的迴廊區域，從教堂內部或外部（Via San Giuseppe, 5r）都可進入</w:t>
+      </w:r>
+    </w:p>
+    <w:p>
+      <w:pPr>
+        <w:ind w:left="454" w:hanging="227"/>
+      </w:pPr>
+      <w:r>
+        <w:rPr>
+          <w:rFonts w:ascii="Microsoft JhengHei" w:hAnsi="Microsoft JhengHei" w:eastAsia="Microsoft JhengHei"/>
+          <w:sz w:val="21"/>
+        </w:rPr>
+        <w:t xml:space="preserve">• 佛羅倫斯皮革學校（Scuola del Cuoio）創立於 </w:t>
+      </w:r>
+      <w:r>
+        <w:rPr>
+          <w:rFonts w:ascii="Microsoft JhengHei" w:hAnsi="Microsoft JhengHei" w:eastAsia="Microsoft JhengHei"/>
+          <w:b/>
+          <w:sz w:val="21"/>
+        </w:rPr>
+        <w:t>1950 年</w:t>
+      </w:r>
+      <w:r>
+        <w:rPr>
+          <w:rFonts w:ascii="Microsoft JhengHei" w:hAnsi="Microsoft JhengHei" w:eastAsia="Microsoft JhengHei"/>
+          <w:sz w:val="21"/>
+        </w:rPr>
+        <w:t>，最初是方濟會修士與佛羅倫斯皮革大師家族合作，為二戰孤兒提供一技之長的職業訓練學校</w:t>
+      </w:r>
+    </w:p>
+    <w:p>
+      <w:pPr>
+        <w:ind w:left="454" w:hanging="227"/>
+      </w:pPr>
+      <w:r>
+        <w:rPr>
+          <w:rFonts w:ascii="Microsoft JhengHei" w:hAnsi="Microsoft JhengHei" w:eastAsia="Microsoft JhengHei"/>
+          <w:sz w:val="21"/>
+        </w:rPr>
+        <w:t>• 現在是仍在運作的工坊兼展售店，你可以：</w:t>
+      </w:r>
+    </w:p>
+    <w:p>
+      <w:pPr>
+        <w:ind w:left="454" w:hanging="227"/>
+      </w:pPr>
+      <w:r>
+        <w:rPr>
+          <w:rFonts w:ascii="Microsoft JhengHei" w:hAnsi="Microsoft JhengHei" w:eastAsia="Microsoft JhengHei"/>
+          <w:sz w:val="21"/>
+        </w:rPr>
+        <w:t xml:space="preserve">• </w:t>
+      </w:r>
+      <w:r>
+        <w:rPr>
+          <w:rFonts w:ascii="Microsoft JhengHei" w:hAnsi="Microsoft JhengHei" w:eastAsia="Microsoft JhengHei"/>
+          <w:b/>
+          <w:sz w:val="21"/>
+        </w:rPr>
+        <w:t>免費參觀</w:t>
+      </w:r>
+      <w:r>
+        <w:rPr>
+          <w:rFonts w:ascii="Microsoft JhengHei" w:hAnsi="Microsoft JhengHei" w:eastAsia="Microsoft JhengHei"/>
+          <w:sz w:val="21"/>
+        </w:rPr>
+        <w:t>工匠製作皮件的過程（不用教堂門票也能從後門進入）</w:t>
+      </w:r>
+    </w:p>
+    <w:p>
+      <w:pPr>
+        <w:ind w:left="454" w:hanging="227"/>
+      </w:pPr>
+      <w:r>
+        <w:rPr>
+          <w:rFonts w:ascii="Microsoft JhengHei" w:hAnsi="Microsoft JhengHei" w:eastAsia="Microsoft JhengHei"/>
+          <w:sz w:val="21"/>
+        </w:rPr>
+        <w:t>• 購買高品質手工皮件：皮夾、皮帶、皮包、相框等</w:t>
+      </w:r>
+    </w:p>
+    <w:p>
+      <w:pPr>
+        <w:ind w:left="454" w:hanging="227"/>
+      </w:pPr>
+      <w:r>
+        <w:rPr>
+          <w:rFonts w:ascii="Microsoft JhengHei" w:hAnsi="Microsoft JhengHei" w:eastAsia="Microsoft JhengHei"/>
+          <w:sz w:val="21"/>
+        </w:rPr>
+        <w:t>• 支援客製化：可印上名字縮寫（需等候時間）</w:t>
+      </w:r>
+    </w:p>
+    <w:p>
+      <w:pPr>
+        <w:ind w:left="454" w:hanging="227"/>
+      </w:pPr>
+      <w:r>
+        <w:rPr>
+          <w:rFonts w:ascii="Microsoft JhengHei" w:hAnsi="Microsoft JhengHei" w:eastAsia="Microsoft JhengHei"/>
+          <w:sz w:val="21"/>
+        </w:rPr>
+        <w:t>• 品質遠高於 San Lorenzo 市場的觀光客皮件攤，價格合理（皮夾 EUR 40–80，皮包 EUR 150–400）</w:t>
+      </w:r>
+    </w:p>
+    <w:p>
+      <w:pPr>
+        <w:ind w:left="454" w:hanging="227"/>
+      </w:pPr>
+      <w:r>
+        <w:rPr>
+          <w:rFonts w:ascii="Microsoft JhengHei" w:hAnsi="Microsoft JhengHei" w:eastAsia="Microsoft JhengHei"/>
+          <w:sz w:val="21"/>
+        </w:rPr>
+        <w:t>• 這裡買的皮件是</w:t>
+      </w:r>
+      <w:r>
+        <w:rPr>
+          <w:rFonts w:ascii="Microsoft JhengHei" w:hAnsi="Microsoft JhengHei" w:eastAsia="Microsoft JhengHei"/>
+          <w:b/>
+          <w:sz w:val="21"/>
+        </w:rPr>
+        <w:t>真正的佛羅倫斯手工製品</w:t>
+      </w:r>
+      <w:r>
+        <w:rPr>
+          <w:rFonts w:ascii="Microsoft JhengHei" w:hAnsi="Microsoft JhengHei" w:eastAsia="Microsoft JhengHei"/>
+          <w:sz w:val="21"/>
+        </w:rPr>
+        <w:t>，不是中國大陸進口的「義大利皮件」</w:t>
+      </w:r>
+    </w:p>
+    <w:p>
+      <w:pPr>
+        <w:ind w:left="283"/>
+        <w:pBdr>
+          <w:left w:val="single" w:sz="12" w:space="4" w:color="2E86C1"/>
+        </w:pBdr>
+        <w:shd w:fill="EBF5FB"/>
+      </w:pPr>
+      <w:r>
+        <w:rPr>
+          <w:rFonts w:ascii="Microsoft JhengHei" w:hAnsi="Microsoft JhengHei" w:eastAsia="Microsoft JhengHei"/>
+          <w:color w:val="5D6D7E"/>
+          <w:sz w:val="21"/>
+        </w:rPr>
       </w:r>
       <w:r>
         <w:rPr>
@@ -3208,7 +3414,7 @@
           <w:color w:val="5D6D7E"/>
           <w:sz w:val="21"/>
         </w:rPr>
-        <w:t>18:30</w:t>
+        <w:t>購物提醒</w:t>
       </w:r>
       <w:r>
         <w:rPr>
@@ -3216,7 +3422,41 @@
           <w:color w:val="5D6D7E"/>
           <w:sz w:val="21"/>
         </w:rPr>
-        <w:t>。消費滿 EUR 154.95 可辦理退稅。</w:t>
+        <w:t xml:space="preserve">：如果想在皮革學校買東西，建議教堂參觀完最後再繞過去，時間上剛好（17:30–18:00）。皮革學校的營業時間比教堂晚，夏季（4-10月）開到 </w:t>
+      </w:r>
+      <w:r>
+        <w:rPr>
+          <w:rFonts w:ascii="Microsoft JhengHei" w:hAnsi="Microsoft JhengHei" w:eastAsia="Microsoft JhengHei"/>
+          <w:b/>
+          <w:color w:val="5D6D7E"/>
+          <w:sz w:val="21"/>
+        </w:rPr>
+        <w:t>18:30</w:t>
+      </w:r>
+      <w:r>
+        <w:rPr>
+          <w:rFonts w:ascii="Microsoft JhengHei" w:hAnsi="Microsoft JhengHei" w:eastAsia="Microsoft JhengHei"/>
+          <w:color w:val="5D6D7E"/>
+          <w:sz w:val="21"/>
+        </w:rPr>
+        <w:t xml:space="preserve">。消費滿 </w:t>
+      </w:r>
+      <w:r>
+        <w:rPr>
+          <w:rFonts w:ascii="Microsoft JhengHei" w:hAnsi="Microsoft JhengHei" w:eastAsia="Microsoft JhengHei"/>
+          <w:b/>
+          <w:color w:val="5D6D7E"/>
+          <w:sz w:val="21"/>
+        </w:rPr>
+        <w:t>€70.01</w:t>
+      </w:r>
+      <w:r>
+        <w:rPr>
+          <w:rFonts w:ascii="Microsoft JhengHei" w:hAnsi="Microsoft JhengHei" w:eastAsia="Microsoft JhengHei"/>
+          <w:color w:val="5D6D7E"/>
+          <w:sz w:val="21"/>
+        </w:rPr>
+        <w:t xml:space="preserve"> 即可申請退稅（2024/2/1 起新規）。</w:t>
       </w:r>
     </w:p>
     <w:p>
@@ -4523,7 +4763,7 @@
           <w:rFonts w:ascii="Microsoft JhengHei" w:hAnsi="Microsoft JhengHei" w:eastAsia="Microsoft JhengHei"/>
           <w:i/>
         </w:rPr>
-        <w:t>最後更新：2026/3/21</w:t>
+        <w:t>最後更新：2026/05/13（三方審查修訂版）</w:t>
       </w:r>
       <w:r>
         <w:rPr>
